--- a/Fase 2/Evidencias Grupales/2.4_GuiaEstudiante_Fase 2_DesarrolloProyecto APT.docx
+++ b/Fase 2/Evidencias Grupales/2.4_GuiaEstudiante_Fase 2_DesarrolloProyecto APT.docx
@@ -801,7 +801,7 @@
           </w:tcPr>
           <w:p>
             <w:pPr>
-              <w:spacing w:line="240" w:lineRule="auto"/>
+              <w:spacing w:after="240" w:before="240" w:line="276" w:lineRule="auto"/>
               <w:jc w:val="both"/>
               <w:rPr>
                 <w:rFonts w:ascii="Calibri" w:cs="Calibri" w:eastAsia="Calibri" w:hAnsi="Calibri"/>
@@ -816,30 +816,27 @@
                 <w:szCs w:val="20"/>
                 <w:rtl w:val="0"/>
               </w:rPr>
-              <w:t xml:space="preserve">Para el desarrollo del proyecto se utilizará la metodología Kanban, seleccionada por su adecuación a un equipo de trabajo reducido (2 integrantes),  Kanban permite visualizar el flujo de trabajo mediante un tablero con columnas de estado (Por hacer, En progreso, En revisión, Terminado), estableciendo un límite de tareas en curso (WIP limit) para evitar la sobrecarga de trabajo y mantener el foco en completar tareas antes de iniciar nuevas. Esta metodología es especialmente pertinente para este proyecto porque permite adaptarse a cambios de prioridad sin necesidad de replanificar sprints completos, la cual es relevante dado que el desarrollo depende de validaciones con una clienta real cuyas necesidades pueden ajustarse sobre la marcha y facilita la trazabilidad del avance mediante métricas simples como el tiempo de ciclo (cycle time) y el número de tareas completadas por semana.</w:t>
-            </w:r>
-          </w:p>
-          <w:p>
-            <w:pPr>
-              <w:spacing w:after="200" w:line="276" w:lineRule="auto"/>
+              <w:t xml:space="preserve">Para el desarrollo de SocialSale se utilizará Kanban, seleccionado por su adecuación a un equipo de dos integrantes y por permitir una gestión visual y flexible del trabajo. Las tareas se organizarán en un tablero digital publicado mediante Canva, con las columnas «Por hacer», «En proceso», «En revisión» y «Terminado». GitHub se utilizará para el control de versiones y la colaboración sobre el código fuente.</w:t>
+            </w:r>
+          </w:p>
+          <w:p>
+            <w:pPr>
+              <w:spacing w:after="240" w:before="240" w:line="276" w:lineRule="auto"/>
               <w:jc w:val="both"/>
               <w:rPr>
                 <w:rFonts w:ascii="Calibri" w:cs="Calibri" w:eastAsia="Calibri" w:hAnsi="Calibri"/>
-                <w:i w:val="1"/>
-                <w:iCs w:val="1"/>
-                <w:color w:val="548dd4"/>
-                <w:sz w:val="20"/>
-                <w:szCs w:val="20"/>
-              </w:rPr>
-            </w:pPr>
-            <w:r>
-              <w:rPr>
-                <w:rFonts w:ascii="Calibri" w:cs="Calibri" w:eastAsia="Calibri" w:hAnsi="Calibri"/>
-                <w:sz w:val="20"/>
-                <w:szCs w:val="20"/>
-                <w:rtl w:val="0"/>
-              </w:rPr>
-              <w:t xml:space="preserve">Se implementará mediante GitHub Projects como herramienta digital de gestión visual, lo que además permite mantener en un mismo lugar el control de versiones del código y el tablero Kanban, aportando evidencia documentada del avance del proyecto. El equipo realizará reuniones breves de sincronización semanal para revisar el estado del tablero, resolver bloqueos y coordinar la división de tareas entre ambos integrantes.</w:t>
+                <w:sz w:val="20"/>
+                <w:szCs w:val="20"/>
+              </w:rPr>
+            </w:pPr>
+            <w:r>
+              <w:rPr>
+                <w:rFonts w:ascii="Calibri" w:cs="Calibri" w:eastAsia="Calibri" w:hAnsi="Calibri"/>
+                <w:sz w:val="20"/>
+                <w:szCs w:val="20"/>
+                <w:rtl w:val="0"/>
+              </w:rPr>
+              <w:t xml:space="preserve">Se establecerán límites de trabajo en curso —WIP— para evitar la sobrecarga y priorizar la finalización de tareas antes de iniciar nuevas. Cada tarea registrará su descripción, responsable, prioridad y criterios de aceptación. Su paso a «Terminado» requerirá comprobar el cumplimiento de dichos criterios. Este enfoque permitirá ajustar las prioridades según las validaciones con la clienta, sin organizar el trabajo en sprints. El equipo realizará una reunión breve de sincronización semanal para revisar el tablero, identificar bloqueos y coordinar las responsabilidades. La aplicación de Kanban se documentará mediante el registro de tareas, capturas periódicas del tablero, acuerdos de seguimiento y métricas de avance. Se registrarán las fechas de inicio y término para calcular el tiempo de ciclo, junto con la cantidad de tareas terminadas por semana.</w:t>
             </w:r>
             <w:r>
               <w:rPr>
